--- a/Plantilla_nueva.docx
+++ b/Plantilla_nueva.docx
@@ -346,8 +346,20 @@
                 <w:szCs w:val="18"/>
                 <w:shd w:val="clear" w:color="auto" w:fill="F3F3F3"/>
               </w:rPr>
-              <w:t>Web: https://goo.su/ULJDDp</w:t>
-            </w:r>
+              <w:t xml:space="preserve">Web: </w:t>
+            </w:r>
+            <w:hyperlink r:id="rId8" w:history="1">
+              <w:r>
+                <w:rPr>
+                  <w:rStyle w:val="Hipervnculo"/>
+                  <w:rFonts w:ascii="Roboto" w:eastAsia="Roboto" w:hAnsi="Roboto" w:cs="Roboto"/>
+                  <w:sz w:val="18"/>
+                  <w:szCs w:val="18"/>
+                  <w:shd w:val="clear" w:color="auto" w:fill="F3F3F3"/>
+                </w:rPr>
+                <w:t>multiserviciostampico.com</w:t>
+              </w:r>
+            </w:hyperlink>
           </w:p>
         </w:tc>
         <w:tc>
@@ -1810,6 +1822,7 @@
           <w:p>
             <w:pPr>
               <w:widowControl w:val="0"/>
+              <w:jc w:val="center"/>
               <w:rPr>
                 <w:rFonts w:ascii="Roboto" w:eastAsia="Roboto" w:hAnsi="Roboto" w:cs="Roboto"/>
                 <w:sz w:val="20"/>
@@ -1975,21 +1988,7 @@
               <w:rPr>
                 <w:rFonts w:ascii="Roboto" w:eastAsia="Roboto" w:hAnsi="Roboto" w:cs="Roboto"/>
               </w:rPr>
-              <w:t>{{</w:t>
-            </w:r>
-            <w:proofErr w:type="spellStart"/>
-            <w:r>
-              <w:rPr>
-                <w:rFonts w:ascii="Roboto" w:eastAsia="Roboto" w:hAnsi="Roboto" w:cs="Roboto"/>
-              </w:rPr>
-              <w:t>row.cant</w:t>
-            </w:r>
-            <w:proofErr w:type="spellEnd"/>
-            <w:r>
-              <w:rPr>
-                <w:rFonts w:ascii="Roboto" w:eastAsia="Roboto" w:hAnsi="Roboto" w:cs="Roboto"/>
-              </w:rPr>
-              <w:t>}}</w:t>
+              <w:t>{{row.cant}}</w:t>
             </w:r>
           </w:p>
         </w:tc>
@@ -2015,21 +2014,7 @@
               <w:rPr>
                 <w:rFonts w:ascii="Roboto" w:eastAsia="Roboto" w:hAnsi="Roboto" w:cs="Roboto"/>
               </w:rPr>
-              <w:t>{{</w:t>
-            </w:r>
-            <w:proofErr w:type="spellStart"/>
-            <w:r>
-              <w:rPr>
-                <w:rFonts w:ascii="Roboto" w:eastAsia="Roboto" w:hAnsi="Roboto" w:cs="Roboto"/>
-              </w:rPr>
-              <w:t>row.descripcion</w:t>
-            </w:r>
-            <w:proofErr w:type="spellEnd"/>
-            <w:r>
-              <w:rPr>
-                <w:rFonts w:ascii="Roboto" w:eastAsia="Roboto" w:hAnsi="Roboto" w:cs="Roboto"/>
-              </w:rPr>
-              <w:t>}}</w:t>
+              <w:t>{{row.descripcion}}</w:t>
             </w:r>
           </w:p>
         </w:tc>
@@ -2056,21 +2041,7 @@
               <w:rPr>
                 <w:rFonts w:ascii="Roboto" w:eastAsia="Roboto" w:hAnsi="Roboto" w:cs="Roboto"/>
               </w:rPr>
-              <w:t>{{</w:t>
-            </w:r>
-            <w:proofErr w:type="spellStart"/>
-            <w:r>
-              <w:rPr>
-                <w:rFonts w:ascii="Roboto" w:eastAsia="Roboto" w:hAnsi="Roboto" w:cs="Roboto"/>
-              </w:rPr>
-              <w:t>row.preciounit</w:t>
-            </w:r>
-            <w:proofErr w:type="spellEnd"/>
-            <w:r>
-              <w:rPr>
-                <w:rFonts w:ascii="Roboto" w:eastAsia="Roboto" w:hAnsi="Roboto" w:cs="Roboto"/>
-              </w:rPr>
-              <w:t>}}</w:t>
+              <w:t>{{row.preciounit}}</w:t>
             </w:r>
           </w:p>
         </w:tc>
@@ -2097,21 +2068,7 @@
               <w:rPr>
                 <w:rFonts w:ascii="Roboto" w:eastAsia="Roboto" w:hAnsi="Roboto" w:cs="Roboto"/>
               </w:rPr>
-              <w:t>{{</w:t>
-            </w:r>
-            <w:proofErr w:type="spellStart"/>
-            <w:r>
-              <w:rPr>
-                <w:rFonts w:ascii="Roboto" w:eastAsia="Roboto" w:hAnsi="Roboto" w:cs="Roboto"/>
-              </w:rPr>
-              <w:t>row.preciototal</w:t>
-            </w:r>
-            <w:proofErr w:type="spellEnd"/>
-            <w:r>
-              <w:rPr>
-                <w:rFonts w:ascii="Roboto" w:eastAsia="Roboto" w:hAnsi="Roboto" w:cs="Roboto"/>
-              </w:rPr>
-              <w:t>}}</w:t>
+              <w:t>{{row.preciototal}}</w:t>
             </w:r>
           </w:p>
         </w:tc>
@@ -2147,43 +2104,7 @@
                 <w:sz w:val="18"/>
                 <w:szCs w:val="18"/>
               </w:rPr>
-              <w:t>{%</w:t>
-            </w:r>
-            <w:proofErr w:type="spellStart"/>
-            <w:r>
-              <w:rPr>
-                <w:rFonts w:ascii="Roboto" w:eastAsia="Roboto" w:hAnsi="Roboto" w:cs="Roboto"/>
-                <w:sz w:val="18"/>
-                <w:szCs w:val="18"/>
-              </w:rPr>
-              <w:t>tr</w:t>
-            </w:r>
-            <w:proofErr w:type="spellEnd"/>
-            <w:r>
-              <w:rPr>
-                <w:rFonts w:ascii="Roboto" w:eastAsia="Roboto" w:hAnsi="Roboto" w:cs="Roboto"/>
-                <w:sz w:val="18"/>
-                <w:szCs w:val="18"/>
-              </w:rPr>
-              <w:t xml:space="preserve"> </w:t>
-            </w:r>
-            <w:proofErr w:type="spellStart"/>
-            <w:r>
-              <w:rPr>
-                <w:rFonts w:ascii="Roboto" w:eastAsia="Roboto" w:hAnsi="Roboto" w:cs="Roboto"/>
-                <w:sz w:val="18"/>
-                <w:szCs w:val="18"/>
-              </w:rPr>
-              <w:t>endfor</w:t>
-            </w:r>
-            <w:proofErr w:type="spellEnd"/>
-            <w:r>
-              <w:rPr>
-                <w:rFonts w:ascii="Roboto" w:eastAsia="Roboto" w:hAnsi="Roboto" w:cs="Roboto"/>
-                <w:sz w:val="18"/>
-                <w:szCs w:val="18"/>
-              </w:rPr>
-              <w:t xml:space="preserve"> %}</w:t>
+              <w:t>{%tr endfor %}</w:t>
             </w:r>
           </w:p>
         </w:tc>
@@ -2707,25 +2628,7 @@
                 <w:sz w:val="18"/>
                 <w:szCs w:val="18"/>
               </w:rPr>
-              <w:t>{{</w:t>
-            </w:r>
-            <w:proofErr w:type="spellStart"/>
-            <w:r>
-              <w:rPr>
-                <w:rFonts w:ascii="Roboto" w:eastAsia="Roboto" w:hAnsi="Roboto" w:cs="Roboto"/>
-                <w:sz w:val="18"/>
-                <w:szCs w:val="18"/>
-              </w:rPr>
-              <w:t>iva</w:t>
-            </w:r>
-            <w:proofErr w:type="spellEnd"/>
-            <w:r>
-              <w:rPr>
-                <w:rFonts w:ascii="Roboto" w:eastAsia="Roboto" w:hAnsi="Roboto" w:cs="Roboto"/>
-                <w:sz w:val="18"/>
-                <w:szCs w:val="18"/>
-              </w:rPr>
-              <w:t>}}</w:t>
+              <w:t>{{iva}}</w:t>
             </w:r>
           </w:p>
         </w:tc>
@@ -3788,6 +3691,41 @@
       </w:tblBorders>
     </w:tblPr>
   </w:style>
+  <w:style w:type="character" w:styleId="Hipervnculo">
+    <w:name w:val="Hyperlink"/>
+    <w:basedOn w:val="Fuentedeprrafopredeter"/>
+    <w:uiPriority w:val="99"/>
+    <w:unhideWhenUsed/>
+    <w:rsid w:val="00477E11"/>
+    <w:rPr>
+      <w:color w:val="0000FF" w:themeColor="hyperlink"/>
+      <w:u w:val="single"/>
+    </w:rPr>
+  </w:style>
+  <w:style w:type="character" w:styleId="Mencinsinresolver">
+    <w:name w:val="Unresolved Mention"/>
+    <w:basedOn w:val="Fuentedeprrafopredeter"/>
+    <w:uiPriority w:val="99"/>
+    <w:semiHidden/>
+    <w:unhideWhenUsed/>
+    <w:rsid w:val="00477E11"/>
+    <w:rPr>
+      <w:color w:val="605E5C"/>
+      <w:shd w:val="clear" w:color="auto" w:fill="E1DFDD"/>
+    </w:rPr>
+  </w:style>
+  <w:style w:type="character" w:styleId="Hipervnculovisitado">
+    <w:name w:val="FollowedHyperlink"/>
+    <w:basedOn w:val="Fuentedeprrafopredeter"/>
+    <w:uiPriority w:val="99"/>
+    <w:semiHidden/>
+    <w:unhideWhenUsed/>
+    <w:rsid w:val="004336BC"/>
+    <w:rPr>
+      <w:color w:val="800080" w:themeColor="followedHyperlink"/>
+      <w:u w:val="single"/>
+    </w:rPr>
+  </w:style>
 </w:styles>
 </file>
 
